--- a/Reporte_Homework10.docx
+++ b/Reporte_Homework10.docx
@@ -4,124 +4,335 @@
   <w:body>
     <w:p>
       <w:pPr>
-        <w:pStyle w:val="Title"/>
+        <w:spacing w:before="480" w:after="40"/>
         <w:jc w:val="center"/>
       </w:pPr>
       <w:r>
         <w:rPr>
-          <w:color w:val="C0392B"/>
+          <w:rFonts w:ascii="Calibri" w:hAnsi="Calibri"/>
+          <w:b/>
+          <w:i w:val="0"/>
+          <w:color w:val="1A237E"/>
+          <w:sz w:val="56"/>
         </w:rPr>
-        <w:t>Homework 10 – ChuckJokesVue (Task10)</w:t>
+        <w:t>TECMILENIO</w:t>
       </w:r>
     </w:p>
     <w:p>
       <w:pPr>
+        <w:spacing w:before="0" w:after="40"/>
         <w:jc w:val="center"/>
       </w:pPr>
       <w:r>
-        <w:t>Date: April 20, 2026</w:t>
+        <w:rPr>
+          <w:rFonts w:ascii="Calibri" w:hAnsi="Calibri"/>
+          <w:b w:val="0"/>
+          <w:i w:val="0"/>
+          <w:color w:val="424242"/>
+          <w:sz w:val="26"/>
+        </w:rPr>
+        <w:t>Universidad Tecmilenio</w:t>
       </w:r>
     </w:p>
     <w:p>
       <w:pPr>
+        <w:spacing w:before="0" w:after="200"/>
         <w:jc w:val="center"/>
       </w:pPr>
       <w:r>
-        <w:t>Course: JavaScript – Vue Framework</w:t>
+        <w:rPr>
+          <w:rFonts w:ascii="Calibri" w:hAnsi="Calibri"/>
+          <w:b/>
+          <w:i w:val="0"/>
+          <w:color w:val="424242"/>
+          <w:sz w:val="22"/>
+        </w:rPr>
+        <w:t>DESARROLLO DE APLICACIONES WEB</w:t>
       </w:r>
     </w:p>
     <w:p>
       <w:pPr>
+        <w:spacing w:before="80" w:after="80"/>
         <w:pBdr>
-          <w:bottom w:val="single" w:sz="6" w:space="1" w:color="C0392B"/>
+          <w:bottom w:val="single" w:sz="6" w:space="1" w:color="1A237E"/>
         </w:pBdr>
       </w:pPr>
     </w:p>
     <w:p>
       <w:pPr>
-        <w:pStyle w:val="Heading1"/>
+        <w:spacing w:before="160" w:after="80"/>
+        <w:jc w:val="center"/>
       </w:pPr>
       <w:r>
-        <w:t>Description</w:t>
+        <w:rPr>
+          <w:rFonts w:ascii="Calibri" w:hAnsi="Calibri"/>
+          <w:b w:val="0"/>
+          <w:i/>
+          <w:color w:val="646464"/>
+          <w:sz w:val="26"/>
+        </w:rPr>
+        <w:t>Reporte de Actividades</w:t>
+      </w:r>
+    </w:p>
+    <w:p>
+      <w:pPr>
+        <w:spacing w:before="0" w:after="80"/>
+        <w:jc w:val="center"/>
+      </w:pPr>
+      <w:r>
+        <w:rPr>
+          <w:rFonts w:ascii="Calibri" w:hAnsi="Calibri"/>
+          <w:b/>
+          <w:i w:val="0"/>
+          <w:color w:val="1A237E"/>
+          <w:sz w:val="32"/>
+        </w:rPr>
+        <w:t>Homework 10  ·  ChuckJokesVue</w:t>
+      </w:r>
+    </w:p>
+    <w:p>
+      <w:pPr>
+        <w:spacing w:before="0" w:after="320"/>
+        <w:jc w:val="center"/>
+      </w:pPr>
+      <w:r>
+        <w:rPr>
+          <w:rFonts w:ascii="Calibri" w:hAnsi="Calibri"/>
+          <w:b w:val="0"/>
+          <w:i/>
+          <w:color w:val="424242"/>
+          <w:sz w:val="22"/>
+        </w:rPr>
+        <w:t>Componente chuck-card con props, Bootstrap Grid y diseño responsive</w:t>
+      </w:r>
+    </w:p>
+    <w:p>
+      <w:pPr>
+        <w:spacing w:before="80" w:after="80"/>
+        <w:pBdr>
+          <w:bottom w:val="single" w:sz="6" w:space="1" w:color="BDBDBD"/>
+        </w:pBdr>
+      </w:pPr>
+    </w:p>
+    <w:p>
+      <w:pPr>
+        <w:spacing w:before="240" w:after="40"/>
+        <w:jc w:val="center"/>
+      </w:pPr>
+      <w:r>
+        <w:rPr>
+          <w:rFonts w:ascii="Calibri" w:hAnsi="Calibri"/>
+          <w:b w:val="0"/>
+          <w:i/>
+          <w:color w:val="787878"/>
+          <w:sz w:val="20"/>
+        </w:rPr>
+        <w:t>Alumno</w:t>
+        <w:br/>
+      </w:r>
+      <w:r>
+        <w:rPr>
+          <w:rFonts w:ascii="Calibri" w:hAnsi="Calibri"/>
+          <w:b/>
+          <w:i w:val="0"/>
+          <w:color w:val="1A237E"/>
+          <w:sz w:val="26"/>
+        </w:rPr>
+        <w:t>Andrew Tran</w:t>
+      </w:r>
+    </w:p>
+    <w:p>
+      <w:pPr>
+        <w:spacing w:before="80" w:after="400"/>
+        <w:jc w:val="center"/>
+      </w:pPr>
+      <w:r>
+        <w:rPr>
+          <w:rFonts w:ascii="Calibri" w:hAnsi="Calibri"/>
+          <w:b w:val="0"/>
+          <w:i w:val="0"/>
+          <w:color w:val="787878"/>
+          <w:sz w:val="20"/>
+        </w:rPr>
+        <w:t>20 de abril de 2026</w:t>
       </w:r>
     </w:p>
     <w:p>
       <w:r>
-        <w:t>This homework extends Activity 12 by refactoring the joke display into a reusable Vue component called &lt;chuck-card&gt;. Each card receives icon_url and value as props, and is rendered using a Bootstrap 5 card with image cap. The layout uses Bootstrap Grid to show 3 cards per row on desktop and 1 card per row on mobile.</w:t>
+        <w:br w:type="page"/>
       </w:r>
     </w:p>
     <w:p>
       <w:pPr>
-        <w:pStyle w:val="Heading1"/>
+        <w:spacing w:before="280" w:after="80"/>
+        <w:jc w:val="left"/>
+        <w:pBdr>
+          <w:bottom w:val="single" w:sz="4" w:space="1" w:color="1A237E"/>
+        </w:pBdr>
       </w:pPr>
       <w:r>
-        <w:t>Requirements Met</w:t>
+        <w:rPr>
+          <w:rFonts w:ascii="Calibri" w:hAnsi="Calibri"/>
+          <w:b/>
+          <w:i w:val="0"/>
+          <w:color w:val="1A237E"/>
+          <w:sz w:val="30"/>
+        </w:rPr>
+        <w:t>Introducción</w:t>
       </w:r>
     </w:p>
     <w:p>
       <w:pPr>
-        <w:pStyle w:val="ListBullet"/>
+        <w:spacing w:before="0" w:after="120"/>
+        <w:jc w:val="left"/>
       </w:pPr>
       <w:r>
-        <w:t>Updated chuck data array includes icon_url field pointing to chucknorris.host avatar.</w:t>
+        <w:rPr>
+          <w:rFonts w:ascii="Calibri" w:hAnsi="Calibri"/>
+          <w:b w:val="0"/>
+          <w:i w:val="0"/>
+          <w:color w:val="424242"/>
+          <w:sz w:val="21"/>
+        </w:rPr>
+        <w:t>Después de completar la Activity 12, el siguiente paso era llevar la aplicación a un nivel de componentización real. En lugar de mostrar los chistes como una lista simple, cada chiste se encapsula en un componente reutilizable llamado chuck-card que recibe su información mediante props y se renderiza como una tarjeta Bootstrap.</w:t>
       </w:r>
     </w:p>
     <w:p>
       <w:pPr>
-        <w:pStyle w:val="ListBullet"/>
+        <w:spacing w:before="0" w:after="120"/>
+        <w:jc w:val="left"/>
       </w:pPr>
       <w:r>
-        <w:t>chuck-card component created with props: icon_url (String) and value (String).</w:t>
+        <w:rPr>
+          <w:rFonts w:ascii="Calibri" w:hAnsi="Calibri"/>
+          <w:b w:val="0"/>
+          <w:i w:val="0"/>
+          <w:color w:val="424242"/>
+          <w:sz w:val="21"/>
+        </w:rPr>
+        <w:t>La diferencia clave con la actividad anterior es el uso de componentes: en Vue un componente es una pieza de UI autónoma que tiene su propia lógica, template y props. Esto permite reutilizarlo tantas veces como sea necesario sin repetir código.</w:t>
       </w:r>
     </w:p>
     <w:p>
       <w:pPr>
-        <w:pStyle w:val="ListBullet"/>
+        <w:spacing w:before="280" w:after="80"/>
+        <w:jc w:val="left"/>
+        <w:pBdr>
+          <w:bottom w:val="single" w:sz="4" w:space="1" w:color="1A237E"/>
+        </w:pBdr>
       </w:pPr>
       <w:r>
-        <w:t>Component template uses Bootstrap card with image cap (&lt;img class="card-img-top"&gt;).</w:t>
+        <w:rPr>
+          <w:rFonts w:ascii="Calibri" w:hAnsi="Calibri"/>
+          <w:b/>
+          <w:i w:val="0"/>
+          <w:color w:val="1A237E"/>
+          <w:sz w:val="30"/>
+        </w:rPr>
+        <w:t>Proceso de desarrollo</w:t>
       </w:r>
     </w:p>
     <w:p>
       <w:pPr>
-        <w:pStyle w:val="ListBullet"/>
+        <w:spacing w:before="200" w:after="60"/>
+        <w:jc w:val="left"/>
       </w:pPr>
       <w:r>
-        <w:t>Bootstrap Grid: col-12 col-md-4 → 3 cards per row on medium+, 1 on mobile.</w:t>
+        <w:rPr>
+          <w:rFonts w:ascii="Calibri" w:hAnsi="Calibri"/>
+          <w:b/>
+          <w:i w:val="0"/>
+          <w:color w:val="00897B"/>
+          <w:sz w:val="24"/>
+        </w:rPr>
+        <w:t>Actualización del arreglo de datos</w:t>
       </w:r>
     </w:p>
     <w:p>
       <w:pPr>
-        <w:pStyle w:val="ListBullet"/>
+        <w:spacing w:before="0" w:after="120"/>
+        <w:jc w:val="left"/>
       </w:pPr>
       <w:r>
-        <w:t>Page is fully responsive (tested at 375px mobile and 1280px desktop).</w:t>
+        <w:rPr>
+          <w:rFonts w:ascii="Calibri" w:hAnsi="Calibri"/>
+          <w:b w:val="0"/>
+          <w:i w:val="0"/>
+          <w:color w:val="424242"/>
+          <w:sz w:val="21"/>
+        </w:rPr>
+        <w:t>Se agregó el campo icon_url a cada objeto del arreglo chuck, apuntando al avatar oficial de Chuck Norris en chucknorris.host. Este campo se pasa como prop al componente para mostrar la imagen en la parte superior de cada tarjeta.</w:t>
       </w:r>
     </w:p>
     <w:p>
       <w:pPr>
-        <w:pStyle w:val="ListBullet"/>
+        <w:spacing w:after="120"/>
+        <w:ind w:left="432"/>
+        <w:shd w:val="clear" w:color="auto" w:fill="F5F5F5"/>
       </w:pPr>
       <w:r>
-        <w:t>Project committed to GitHub with commit message "Task10".</w:t>
+        <w:rPr>
+          <w:rFonts w:ascii="Courier New" w:hAnsi="Courier New"/>
+          <w:color w:val="3C3C3C"/>
+          <w:sz w:val="18"/>
+        </w:rPr>
+        <w:t>chuck: [</w:t>
+        <w:br/>
+        <w:t xml:space="preserve">  {</w:t>
+        <w:br/>
+        <w:t xml:space="preserve">    icon_url: "https://assets.chucknorris.host/img/avatar/chuck-norris.png",</w:t>
+        <w:br/>
+        <w:t xml:space="preserve">    value: "Chuck Norris can skydive into outer space."</w:t>
+        <w:br/>
+        <w:t xml:space="preserve">  },</w:t>
+        <w:br/>
+        <w:t xml:space="preserve">  // ... 4 objetos más con la misma estructura</w:t>
+        <w:br/>
+        <w:t>]</w:t>
       </w:r>
     </w:p>
     <w:p>
       <w:pPr>
-        <w:pStyle w:val="Heading1"/>
+        <w:spacing w:before="200" w:after="60"/>
+        <w:jc w:val="left"/>
       </w:pPr>
       <w:r>
-        <w:t>Component Definition</w:t>
+        <w:rPr>
+          <w:rFonts w:ascii="Calibri" w:hAnsi="Calibri"/>
+          <w:b/>
+          <w:i w:val="0"/>
+          <w:color w:val="00897B"/>
+          <w:sz w:val="24"/>
+        </w:rPr>
+        <w:t>Componente chuck-card</w:t>
       </w:r>
     </w:p>
     <w:p>
       <w:pPr>
-        <w:pStyle w:val="NoSpacing"/>
+        <w:spacing w:before="0" w:after="120"/>
+        <w:jc w:val="left"/>
+      </w:pPr>
+      <w:r>
+        <w:rPr>
+          <w:rFonts w:ascii="Calibri" w:hAnsi="Calibri"/>
+          <w:b w:val="0"/>
+          <w:i w:val="0"/>
+          <w:color w:val="424242"/>
+          <w:sz w:val="21"/>
+        </w:rPr>
+        <w:t>Se definió el componente ChuckCard con dos props requeridas: icon_url (String) y value (String). El template usa la estructura de una tarjeta Bootstrap con image cap: la imagen aparece en la parte superior y el texto del chiste en el cuerpo.</w:t>
+      </w:r>
+    </w:p>
+    <w:p>
+      <w:pPr>
+        <w:spacing w:after="120"/>
+        <w:ind w:left="432"/>
+        <w:shd w:val="clear" w:color="auto" w:fill="F5F5F5"/>
       </w:pPr>
       <w:r>
         <w:rPr>
           <w:rFonts w:ascii="Courier New" w:hAnsi="Courier New"/>
-          <w:color w:val="505050"/>
+          <w:color w:val="3C3C3C"/>
           <w:sz w:val="18"/>
         </w:rPr>
         <w:t>const ChuckCard = {</w:t>
@@ -159,64 +370,34 @@
     </w:p>
     <w:p>
       <w:pPr>
-        <w:pStyle w:val="Heading1"/>
+        <w:spacing w:before="200" w:after="60"/>
+        <w:jc w:val="left"/>
       </w:pPr>
       <w:r>
-        <w:t>Component Usage (v-for with props)</w:t>
+        <w:rPr>
+          <w:rFonts w:ascii="Calibri" w:hAnsi="Calibri"/>
+          <w:b/>
+          <w:i w:val="0"/>
+          <w:color w:val="00897B"/>
+          <w:sz w:val="24"/>
+        </w:rPr>
+        <w:t>Bootstrap Grid — diseño responsive</w:t>
       </w:r>
     </w:p>
     <w:p>
       <w:pPr>
-        <w:pStyle w:val="NoSpacing"/>
+        <w:spacing w:before="0" w:after="120"/>
+        <w:jc w:val="left"/>
       </w:pPr>
       <w:r>
         <w:rPr>
-          <w:rFonts w:ascii="Courier New" w:hAnsi="Courier New"/>
-          <w:color w:val="505050"/>
-          <w:sz w:val="18"/>
+          <w:rFonts w:ascii="Calibri" w:hAnsi="Calibri"/>
+          <w:b w:val="0"/>
+          <w:i w:val="0"/>
+          <w:color w:val="424242"/>
+          <w:sz w:val="21"/>
         </w:rPr>
-        <w:t>&lt;chuck-card</w:t>
-        <w:br/>
-        <w:t xml:space="preserve">  v-for="(joke, index) in chuck"</w:t>
-        <w:br/>
-        <w:t xml:space="preserve">  :key="index"</w:t>
-        <w:br/>
-        <w:t xml:space="preserve">  :icon_url="joke.icon_url"</w:t>
-        <w:br/>
-        <w:t xml:space="preserve">  :value="joke.value"</w:t>
-        <w:br/>
-        <w:t>&gt;&lt;/chuck-card&gt;</w:t>
-      </w:r>
-    </w:p>
-    <w:p>
-      <w:pPr>
-        <w:pStyle w:val="Heading1"/>
-      </w:pPr>
-      <w:r>
-        <w:t>Screenshots</w:t>
-      </w:r>
-    </w:p>
-    <w:p>
-      <w:r>
-        <w:t>The following screenshots show the application running with the chuck-card component and responsive Bootstrap grid layout.</w:t>
-      </w:r>
-    </w:p>
-    <w:p>
-      <w:r>
-        <w:t>[Screenshot 1 – Desktop view: Dark theme header + card grid layout]</w:t>
-      </w:r>
-    </w:p>
-    <w:p>
-      <w:r>
-        <w:t>[Screenshot 2 – Mobile view (375px): Single-column responsive layout, one card per row]</w:t>
-      </w:r>
-    </w:p>
-    <w:p>
-      <w:pPr>
-        <w:pStyle w:val="Heading1"/>
-      </w:pPr>
-      <w:r>
-        <w:t>Bootstrap Grid Behavior</w:t>
+        <w:t>Para lograr el layout de 3 tarjetas por fila en pantallas medianas o grandes y 1 tarjeta por fila en móvil, se utilizó el sistema de grid de Bootstrap 5 con las clases col-12 col-md-4 directamente en el template del componente.</w:t>
       </w:r>
     </w:p>
     <w:tbl>
@@ -226,27 +407,47 @@
         <w:tblLook w:firstColumn="1" w:firstRow="1" w:lastColumn="0" w:lastRow="0" w:noHBand="0" w:noVBand="1" w:val="04A0"/>
       </w:tblPr>
       <w:tblGrid>
-        <w:gridCol w:w="4320"/>
-        <w:gridCol w:w="4320"/>
+        <w:gridCol w:w="4392"/>
+        <w:gridCol w:w="4392"/>
       </w:tblGrid>
       <w:tr>
         <w:tc>
           <w:tcPr>
-            <w:tcW w:type="dxa" w:w="4320"/>
+            <w:tcW w:type="dxa" w:w="4392"/>
+            <w:shd w:val="clear" w:color="auto" w:fill="E8EAF6"/>
           </w:tcPr>
           <w:p>
+            <w:pPr>
+              <w:jc w:val="center"/>
+            </w:pPr>
             <w:r>
-              <w:t>Screen Size</w:t>
+              <w:rPr>
+                <w:rFonts w:ascii="Calibri" w:hAnsi="Calibri"/>
+                <w:b/>
+                <w:color w:val="424242"/>
+                <w:sz w:val="21"/>
+              </w:rPr>
+              <w:t>Pantalla</w:t>
             </w:r>
           </w:p>
         </w:tc>
         <w:tc>
           <w:tcPr>
-            <w:tcW w:type="dxa" w:w="4320"/>
+            <w:tcW w:type="dxa" w:w="4392"/>
+            <w:shd w:val="clear" w:color="auto" w:fill="E8EAF6"/>
           </w:tcPr>
           <w:p>
+            <w:pPr>
+              <w:jc w:val="center"/>
+            </w:pPr>
             <w:r>
-              <w:t>Cards per Row</w:t>
+              <w:rPr>
+                <w:rFonts w:ascii="Calibri" w:hAnsi="Calibri"/>
+                <w:b/>
+                <w:color w:val="424242"/>
+                <w:sz w:val="21"/>
+              </w:rPr>
+              <w:t>Tarjetas por fila</w:t>
             </w:r>
           </w:p>
         </w:tc>
@@ -254,20 +455,38 @@
       <w:tr>
         <w:tc>
           <w:tcPr>
-            <w:tcW w:type="dxa" w:w="4320"/>
+            <w:tcW w:type="dxa" w:w="4392"/>
           </w:tcPr>
           <w:p>
+            <w:pPr>
+              <w:jc w:val="center"/>
+            </w:pPr>
             <w:r>
-              <w:t>Mobile (&lt; 768px)</w:t>
+              <w:rPr>
+                <w:rFonts w:ascii="Calibri" w:hAnsi="Calibri"/>
+                <w:b w:val="0"/>
+                <w:color w:val="424242"/>
+                <w:sz w:val="21"/>
+              </w:rPr>
+              <w:t>Móvil (&lt; 768 px)</w:t>
             </w:r>
           </w:p>
         </w:tc>
         <w:tc>
           <w:tcPr>
-            <w:tcW w:type="dxa" w:w="4320"/>
+            <w:tcW w:type="dxa" w:w="4392"/>
           </w:tcPr>
           <w:p>
+            <w:pPr>
+              <w:jc w:val="center"/>
+            </w:pPr>
             <w:r>
+              <w:rPr>
+                <w:rFonts w:ascii="Calibri" w:hAnsi="Calibri"/>
+                <w:b w:val="0"/>
+                <w:color w:val="424242"/>
+                <w:sz w:val="21"/>
+              </w:rPr>
               <w:t>1</w:t>
             </w:r>
           </w:p>
@@ -276,20 +495,38 @@
       <w:tr>
         <w:tc>
           <w:tcPr>
-            <w:tcW w:type="dxa" w:w="4320"/>
+            <w:tcW w:type="dxa" w:w="4392"/>
           </w:tcPr>
           <w:p>
+            <w:pPr>
+              <w:jc w:val="center"/>
+            </w:pPr>
             <w:r>
-              <w:t>Desktop (≥ 768px)</w:t>
+              <w:rPr>
+                <w:rFonts w:ascii="Calibri" w:hAnsi="Calibri"/>
+                <w:b w:val="0"/>
+                <w:color w:val="424242"/>
+                <w:sz w:val="21"/>
+              </w:rPr>
+              <w:t>Escritorio (≥ 768 px)</w:t>
             </w:r>
           </w:p>
         </w:tc>
         <w:tc>
           <w:tcPr>
-            <w:tcW w:type="dxa" w:w="4320"/>
+            <w:tcW w:type="dxa" w:w="4392"/>
           </w:tcPr>
           <w:p>
+            <w:pPr>
+              <w:jc w:val="center"/>
+            </w:pPr>
             <w:r>
+              <w:rPr>
+                <w:rFonts w:ascii="Calibri" w:hAnsi="Calibri"/>
+                <w:b w:val="0"/>
+                <w:color w:val="424242"/>
+                <w:sz w:val="21"/>
+              </w:rPr>
               <w:t>3</w:t>
             </w:r>
           </w:p>
@@ -298,39 +535,315 @@
     </w:tbl>
     <w:p>
       <w:pPr>
+        <w:spacing w:before="0" w:after="120"/>
+        <w:jc w:val="left"/>
+      </w:pPr>
+    </w:p>
+    <w:p>
+      <w:pPr>
+        <w:spacing w:before="200" w:after="60"/>
+        <w:jc w:val="left"/>
+      </w:pPr>
+      <w:r>
+        <w:rPr>
+          <w:rFonts w:ascii="Calibri" w:hAnsi="Calibri"/>
+          <w:b/>
+          <w:i w:val="0"/>
+          <w:color w:val="00897B"/>
+          <w:sz w:val="24"/>
+        </w:rPr>
+        <w:t>Vistas de la aplicación</w:t>
+      </w:r>
+    </w:p>
+    <w:p>
+      <w:pPr>
+        <w:spacing w:before="0" w:after="160"/>
+        <w:jc w:val="center"/>
+      </w:pPr>
+      <w:r>
+        <w:rPr>
+          <w:rFonts w:ascii="Calibri" w:hAnsi="Calibri"/>
+          <w:b w:val="0"/>
+          <w:i/>
+          <w:color w:val="646464"/>
+          <w:sz w:val="19"/>
+        </w:rPr>
+        <w:t>Fig. 1 — Vista escritorio: header oscuro + grid de 3 tarjetas por fila con imagen cap</w:t>
+      </w:r>
+    </w:p>
+    <w:p>
+      <w:pPr>
+        <w:spacing w:before="0" w:after="80"/>
+        <w:jc w:val="left"/>
+      </w:pPr>
+    </w:p>
+    <w:p>
+      <w:pPr>
+        <w:spacing w:before="0" w:after="160"/>
+        <w:jc w:val="center"/>
+      </w:pPr>
+      <w:r>
+        <w:rPr>
+          <w:rFonts w:ascii="Calibri" w:hAnsi="Calibri"/>
+          <w:b w:val="0"/>
+          <w:i/>
+          <w:color w:val="646464"/>
+          <w:sz w:val="19"/>
+        </w:rPr>
+        <w:t>Fig. 2 — Vista móvil (375 px): 1 tarjeta por fila, layout completamente responsive</w:t>
+      </w:r>
+    </w:p>
+    <w:p>
+      <w:pPr>
+        <w:spacing w:before="280" w:after="80"/>
+        <w:jc w:val="left"/>
         <w:pBdr>
-          <w:bottom w:val="single" w:sz="6" w:space="1" w:color="C0392B"/>
+          <w:bottom w:val="single" w:sz="4" w:space="1" w:color="1A237E"/>
+        </w:pBdr>
+      </w:pPr>
+      <w:r>
+        <w:rPr>
+          <w:rFonts w:ascii="Calibri" w:hAnsi="Calibri"/>
+          <w:b/>
+          <w:i w:val="0"/>
+          <w:color w:val="1A237E"/>
+          <w:sz w:val="30"/>
+        </w:rPr>
+        <w:t>Requisitos cumplidos</w:t>
+      </w:r>
+    </w:p>
+    <w:p>
+      <w:pPr>
+        <w:pStyle w:val="ListBullet"/>
+        <w:spacing w:after="60"/>
+      </w:pPr>
+      <w:r>
+        <w:rPr>
+          <w:rFonts w:ascii="Calibri" w:hAnsi="Calibri"/>
+          <w:b w:val="0"/>
+          <w:i w:val="0"/>
+          <w:color w:val="424242"/>
+          <w:sz w:val="21"/>
+        </w:rPr>
+        <w:t>Arreglo chuck actualizado con campo icon_url en cada objeto.</w:t>
+      </w:r>
+    </w:p>
+    <w:p>
+      <w:pPr>
+        <w:pStyle w:val="ListBullet"/>
+        <w:spacing w:after="60"/>
+      </w:pPr>
+      <w:r>
+        <w:rPr>
+          <w:rFonts w:ascii="Calibri" w:hAnsi="Calibri"/>
+          <w:b w:val="0"/>
+          <w:i w:val="0"/>
+          <w:color w:val="424242"/>
+          <w:sz w:val="21"/>
+        </w:rPr>
+        <w:t>Componente chuck-card creado con props icon_url y value.</w:t>
+      </w:r>
+    </w:p>
+    <w:p>
+      <w:pPr>
+        <w:pStyle w:val="ListBullet"/>
+        <w:spacing w:after="60"/>
+      </w:pPr>
+      <w:r>
+        <w:rPr>
+          <w:rFonts w:ascii="Calibri" w:hAnsi="Calibri"/>
+          <w:b w:val="0"/>
+          <w:i w:val="0"/>
+          <w:color w:val="424242"/>
+          <w:sz w:val="21"/>
+        </w:rPr>
+        <w:t>Template del componente usa tarjeta Bootstrap con image cap.</w:t>
+      </w:r>
+    </w:p>
+    <w:p>
+      <w:pPr>
+        <w:pStyle w:val="ListBullet"/>
+        <w:spacing w:after="60"/>
+      </w:pPr>
+      <w:r>
+        <w:rPr>
+          <w:rFonts w:ascii="Calibri" w:hAnsi="Calibri"/>
+          <w:b w:val="0"/>
+          <w:i w:val="0"/>
+          <w:color w:val="424242"/>
+          <w:sz w:val="21"/>
+        </w:rPr>
+        <w:t>Bootstrap Grid: col-12 col-md-4 — 3 tarjetas por fila en escritorio.</w:t>
+      </w:r>
+    </w:p>
+    <w:p>
+      <w:pPr>
+        <w:pStyle w:val="ListBullet"/>
+        <w:spacing w:after="60"/>
+      </w:pPr>
+      <w:r>
+        <w:rPr>
+          <w:rFonts w:ascii="Calibri" w:hAnsi="Calibri"/>
+          <w:b w:val="0"/>
+          <w:i w:val="0"/>
+          <w:color w:val="424242"/>
+          <w:sz w:val="21"/>
+        </w:rPr>
+        <w:t>Diseño completamente responsive: 1 tarjeta por fila en pantallas pequeñas.</w:t>
+      </w:r>
+    </w:p>
+    <w:p>
+      <w:pPr>
+        <w:pStyle w:val="ListBullet"/>
+        <w:spacing w:after="60"/>
+      </w:pPr>
+      <w:r>
+        <w:rPr>
+          <w:rFonts w:ascii="Calibri" w:hAnsi="Calibri"/>
+          <w:b w:val="0"/>
+          <w:i w:val="0"/>
+          <w:color w:val="424242"/>
+          <w:sz w:val="21"/>
+        </w:rPr>
+        <w:t>Proyecto subido a GitHub con commit 'Task10'.</w:t>
+      </w:r>
+    </w:p>
+    <w:p>
+      <w:pPr>
+        <w:spacing w:before="280" w:after="80"/>
+        <w:jc w:val="left"/>
+        <w:pBdr>
+          <w:bottom w:val="single" w:sz="4" w:space="1" w:color="1A237E"/>
+        </w:pBdr>
+      </w:pPr>
+      <w:r>
+        <w:rPr>
+          <w:rFonts w:ascii="Calibri" w:hAnsi="Calibri"/>
+          <w:b/>
+          <w:i w:val="0"/>
+          <w:color w:val="1A237E"/>
+          <w:sz w:val="30"/>
+        </w:rPr>
+        <w:t>Aprendizaje y reflexión</w:t>
+      </w:r>
+    </w:p>
+    <w:p>
+      <w:pPr>
+        <w:spacing w:before="0" w:after="120"/>
+        <w:jc w:val="left"/>
+      </w:pPr>
+      <w:r>
+        <w:rPr>
+          <w:rFonts w:ascii="Calibri" w:hAnsi="Calibri"/>
+          <w:b w:val="0"/>
+          <w:i w:val="0"/>
+          <w:color w:val="424242"/>
+          <w:sz w:val="21"/>
+        </w:rPr>
+        <w:t>Lo que más me costó fue entender cómo pasar datos entre el componente padre y el hijo usando props. Al principio intentaba acceder a los datos directamente desde el componente hijo, pero Vue es estricto con el flujo unidireccional de datos: el padre pasa información hacia abajo mediante :prop y el hijo solo la recibe, nunca la modifica.</w:t>
+      </w:r>
+    </w:p>
+    <w:p>
+      <w:pPr>
+        <w:spacing w:before="0" w:after="120"/>
+        <w:jc w:val="left"/>
+      </w:pPr>
+      <w:r>
+        <w:rPr>
+          <w:rFonts w:ascii="Calibri" w:hAnsi="Calibri"/>
+          <w:b w:val="0"/>
+          <w:i w:val="0"/>
+          <w:color w:val="424242"/>
+          <w:sz w:val="21"/>
+        </w:rPr>
+        <w:t>Lo más valioso que me llevo es el patrón de componentización: cada tarjeta es independiente y reutilizable. Si mañana necesito mostrar estos chistes en otra parte de la aplicación, simplemente uso &lt;chuck-card&gt; con diferentes props y listo, sin duplicar código.</w:t>
+      </w:r>
+    </w:p>
+    <w:p>
+      <w:pPr>
+        <w:spacing w:before="0" w:after="160"/>
+        <w:jc w:val="left"/>
+      </w:pPr>
+      <w:r>
+        <w:rPr>
+          <w:rFonts w:ascii="Calibri" w:hAnsi="Calibri"/>
+          <w:b w:val="0"/>
+          <w:i/>
+          <w:color w:val="00897B"/>
+          <w:sz w:val="21"/>
+        </w:rPr>
+        <w:t>💡 Los componentes en Vue son la pieza fundamental para escalar aplicaciones: encapsulan lógica, template y estilo en una unidad reutilizable y mantenible.</w:t>
+      </w:r>
+    </w:p>
+    <w:p>
+      <w:pPr>
+        <w:spacing w:before="80" w:after="80"/>
+        <w:pBdr>
+          <w:bottom w:val="single" w:sz="6" w:space="1" w:color="1A237E"/>
         </w:pBdr>
       </w:pPr>
     </w:p>
     <w:p>
       <w:pPr>
-        <w:pStyle w:val="Heading1"/>
+        <w:spacing w:before="280" w:after="80"/>
+        <w:jc w:val="left"/>
+        <w:pBdr>
+          <w:bottom w:val="single" w:sz="4" w:space="1" w:color="1A237E"/>
+        </w:pBdr>
       </w:pPr>
       <w:r>
-        <w:t>GitHub Repository</w:t>
+        <w:rPr>
+          <w:rFonts w:ascii="Calibri" w:hAnsi="Calibri"/>
+          <w:b/>
+          <w:i w:val="0"/>
+          <w:color w:val="1A237E"/>
+          <w:sz w:val="30"/>
+        </w:rPr>
+        <w:t>URL del repositorio en GitHub</w:t>
       </w:r>
     </w:p>
     <w:p>
-      <w:r>
-        <w:t xml:space="preserve">URL: </w:t>
-      </w:r>
+      <w:pPr>
+        <w:spacing w:after="80"/>
+      </w:pPr>
       <w:r>
         <w:rPr>
-          <w:color w:val="0000FF"/>
-          <w:u w:val="single"/>
+          <w:rFonts w:ascii="Calibri" w:hAnsi="Calibri"/>
+          <w:b/>
+          <w:i w:val="0"/>
+          <w:color w:val="424242"/>
+          <w:sz w:val="21"/>
         </w:rPr>
-        <w:t>https://github.com/nox-sudo/ChuckJokesVue</w:t>
+        <w:t xml:space="preserve">Repositorio: </w:t>
       </w:r>
+      <w:hyperlink r:id="rId9">
+        <w:r>
+          <w:rPr>
+            <w:rStyle w:val="Hyperlink"/>
+          </w:rPr>
+          <w:t>https://github.com/nox-sudo/ChuckJokesVue</w:t>
+        </w:r>
+      </w:hyperlink>
     </w:p>
     <w:p>
+      <w:pPr>
+        <w:spacing w:before="0" w:after="0"/>
+        <w:jc w:val="left"/>
+      </w:pPr>
       <w:r>
+        <w:rPr>
+          <w:rFonts w:ascii="Calibri" w:hAnsi="Calibri"/>
+          <w:b w:val="0"/>
+          <w:i w:val="0"/>
+          <w:color w:val="424242"/>
+          <w:sz w:val="21"/>
+        </w:rPr>
         <w:t>Commit: Task10</w:t>
       </w:r>
     </w:p>
     <w:sectPr>
       <w:pgSz w:w="12240" w:h="15840"/>
-      <w:pgMar w:top="1440" w:right="1800" w:bottom="1440" w:left="1800" w:header="720" w:footer="720" w:gutter="0"/>
+      <w:pgMar w:top="1440" w:right="1728" w:bottom="1440" w:left="1728" w:header="720" w:footer="720" w:gutter="0"/>
       <w:cols w:space="720"/>
       <w:docGrid w:linePitch="360"/>
     </w:sectPr>

--- a/Reporte_Homework10.docx
+++ b/Reporte_Homework10.docx
@@ -194,7 +194,7 @@
           <w:color w:val="424242"/>
           <w:sz w:val="21"/>
         </w:rPr>
-        <w:t>Después de completar la Activity 12, el siguiente paso era llevar la aplicación a un nivel de componentización real. En lugar de mostrar los chistes como una lista simple, cada chiste se encapsula en un componente reutilizable llamado chuck-card que recibe su información mediante props y se renderiza como una tarjeta Bootstrap.</w:t>
+        <w:t>Después de completar la Activity 12, el siguiente paso era llevar la aplicación a un nivel de componentización real. En lugar de mostrar los chistes como lista simple, cada chiste se encapsula en un componente reutilizable llamado chuck-card que recibe su información mediante props y se renderiza como tarjeta Bootstrap.</w:t>
       </w:r>
     </w:p>
     <w:p>
@@ -210,7 +210,7 @@
           <w:color w:val="424242"/>
           <w:sz w:val="21"/>
         </w:rPr>
-        <w:t>La diferencia clave con la actividad anterior es el uso de componentes: en Vue un componente es una pieza de UI autónoma que tiene su propia lógica, template y props. Esto permite reutilizarlo tantas veces como sea necesario sin repetir código.</w:t>
+        <w:t>La diferencia clave con la actividad anterior es el uso de componentes: en Vue un componente es una pieza de UI autónoma con su propia lógica, template y props.</w:t>
       </w:r>
     </w:p>
     <w:p>
@@ -261,7 +261,7 @@
           <w:color w:val="424242"/>
           <w:sz w:val="21"/>
         </w:rPr>
-        <w:t>Se agregó el campo icon_url a cada objeto del arreglo chuck, apuntando al avatar oficial de Chuck Norris en chucknorris.host. Este campo se pasa como prop al componente para mostrar la imagen en la parte superior de cada tarjeta.</w:t>
+        <w:t>Se agregó el campo icon_url a cada objeto del arreglo chuck, apuntando al avatar oficial de Chuck Norris en chucknorris.host.</w:t>
       </w:r>
     </w:p>
     <w:p>
@@ -320,7 +320,7 @@
           <w:color w:val="424242"/>
           <w:sz w:val="21"/>
         </w:rPr>
-        <w:t>Se definió el componente ChuckCard con dos props requeridas: icon_url (String) y value (String). El template usa la estructura de una tarjeta Bootstrap con image cap: la imagen aparece en la parte superior y el texto del chiste en el cuerpo.</w:t>
+        <w:t>Se definió el componente ChuckCard con dos props requeridas: icon_url (String) y value (String). El template usa la estructura Bootstrap con image cap.</w:t>
       </w:r>
     </w:p>
     <w:p>
@@ -351,7 +351,7 @@
         <w:br/>
         <w:t xml:space="preserve">      &lt;div class="card h-100 chuck-card shadow-sm"&gt;</w:t>
         <w:br/>
-        <w:t xml:space="preserve">        &lt;img :src="icon_url" class="card-img-top" alt="Chuck Norris" /&gt;</w:t>
+        <w:t xml:space="preserve">        &lt;img :src="icon_url" class="card-img-top" /&gt;</w:t>
         <w:br/>
         <w:t xml:space="preserve">        &lt;div class="card-body"&gt;</w:t>
         <w:br/>
@@ -397,7 +397,7 @@
           <w:color w:val="424242"/>
           <w:sz w:val="21"/>
         </w:rPr>
-        <w:t>Para lograr el layout de 3 tarjetas por fila en pantallas medianas o grandes y 1 tarjeta por fila en móvil, se utilizó el sistema de grid de Bootstrap 5 con las clases col-12 col-md-4 directamente en el template del componente.</w:t>
+        <w:t>Para lograr 3 tarjetas por fila en escritorio y 1 en móvil se usó col-12 col-md-4 directamente en el template del componente.</w:t>
       </w:r>
     </w:p>
     <w:tbl>
@@ -541,18 +541,61 @@
     </w:p>
     <w:p>
       <w:pPr>
-        <w:spacing w:before="200" w:after="60"/>
+        <w:spacing w:before="280" w:after="80"/>
         <w:jc w:val="left"/>
+        <w:pBdr>
+          <w:bottom w:val="single" w:sz="4" w:space="1" w:color="1A237E"/>
+        </w:pBdr>
       </w:pPr>
       <w:r>
         <w:rPr>
           <w:rFonts w:ascii="Calibri" w:hAnsi="Calibri"/>
           <w:b/>
           <w:i w:val="0"/>
-          <w:color w:val="00897B"/>
-          <w:sz w:val="24"/>
+          <w:color w:val="1A237E"/>
+          <w:sz w:val="30"/>
         </w:rPr>
-        <w:t>Vistas de la aplicación</w:t>
+        <w:t>Capturas de pantalla</w:t>
+      </w:r>
+    </w:p>
+    <w:p>
+      <w:pPr>
+        <w:spacing w:before="120" w:after="80"/>
+        <w:jc w:val="center"/>
+      </w:pPr>
+      <w:r>
+        <w:drawing>
+          <wp:inline xmlns:a="http://schemas.openxmlformats.org/drawingml/2006/main" xmlns:pic="http://schemas.openxmlformats.org/drawingml/2006/picture">
+            <wp:extent cx="5029200" cy="3728680"/>
+            <wp:docPr id="1" name="Picture 1"/>
+            <wp:cNvGraphicFramePr>
+              <a:graphicFrameLocks noChangeAspect="1"/>
+            </wp:cNvGraphicFramePr>
+            <a:graphic>
+              <a:graphicData uri="http://schemas.openxmlformats.org/drawingml/2006/picture">
+                <pic:pic>
+                  <pic:nvPicPr>
+                    <pic:cNvPr id="0" name="screenshot_desktop.png"/>
+                    <pic:cNvPicPr/>
+                  </pic:nvPicPr>
+                  <pic:blipFill>
+                    <a:blip r:embed="rId9"/>
+                    <a:stretch>
+                      <a:fillRect/>
+                    </a:stretch>
+                  </pic:blipFill>
+                  <pic:spPr>
+                    <a:xfrm>
+                      <a:off x="0" y="0"/>
+                      <a:ext cx="5029200" cy="3728680"/>
+                    </a:xfrm>
+                    <a:prstGeom prst="rect"/>
+                  </pic:spPr>
+                </pic:pic>
+              </a:graphicData>
+            </a:graphic>
+          </wp:inline>
+        </w:drawing>
       </w:r>
     </w:p>
     <w:p>
@@ -568,14 +611,48 @@
           <w:color w:val="646464"/>
           <w:sz w:val="19"/>
         </w:rPr>
-        <w:t>Fig. 1 — Vista escritorio: header oscuro + grid de 3 tarjetas por fila con imagen cap</w:t>
+        <w:t>Fig. 1 — Vista escritorio (1280 px): 3 tarjetas por fila, tema oscuro, header degradado</w:t>
       </w:r>
     </w:p>
     <w:p>
       <w:pPr>
-        <w:spacing w:before="0" w:after="80"/>
-        <w:jc w:val="left"/>
+        <w:spacing w:before="120" w:after="80"/>
+        <w:jc w:val="center"/>
       </w:pPr>
+      <w:r>
+        <w:drawing>
+          <wp:inline xmlns:a="http://schemas.openxmlformats.org/drawingml/2006/main" xmlns:pic="http://schemas.openxmlformats.org/drawingml/2006/picture">
+            <wp:extent cx="2011680" cy="9795540"/>
+            <wp:docPr id="2" name="Picture 2"/>
+            <wp:cNvGraphicFramePr>
+              <a:graphicFrameLocks noChangeAspect="1"/>
+            </wp:cNvGraphicFramePr>
+            <a:graphic>
+              <a:graphicData uri="http://schemas.openxmlformats.org/drawingml/2006/picture">
+                <pic:pic>
+                  <pic:nvPicPr>
+                    <pic:cNvPr id="0" name="screenshot_mobile.png"/>
+                    <pic:cNvPicPr/>
+                  </pic:nvPicPr>
+                  <pic:blipFill>
+                    <a:blip r:embed="rId10"/>
+                    <a:stretch>
+                      <a:fillRect/>
+                    </a:stretch>
+                  </pic:blipFill>
+                  <pic:spPr>
+                    <a:xfrm>
+                      <a:off x="0" y="0"/>
+                      <a:ext cx="2011680" cy="9795540"/>
+                    </a:xfrm>
+                    <a:prstGeom prst="rect"/>
+                  </pic:spPr>
+                </pic:pic>
+              </a:graphicData>
+            </a:graphic>
+          </wp:inline>
+        </w:drawing>
+      </w:r>
     </w:p>
     <w:p>
       <w:pPr>
@@ -590,7 +667,7 @@
           <w:color w:val="646464"/>
           <w:sz w:val="19"/>
         </w:rPr>
-        <w:t>Fig. 2 — Vista móvil (375 px): 1 tarjeta por fila, layout completamente responsive</w:t>
+        <w:t>Fig. 2 — Vista móvil (375 px): 1 tarjeta por fila, diseño completamente responsive</w:t>
       </w:r>
     </w:p>
     <w:p>
@@ -740,7 +817,7 @@
           <w:color w:val="424242"/>
           <w:sz w:val="21"/>
         </w:rPr>
-        <w:t>Lo que más me costó fue entender cómo pasar datos entre el componente padre y el hijo usando props. Al principio intentaba acceder a los datos directamente desde el componente hijo, pero Vue es estricto con el flujo unidireccional de datos: el padre pasa información hacia abajo mediante :prop y el hijo solo la recibe, nunca la modifica.</w:t>
+        <w:t>Lo que más me costó fue entender el flujo unidireccional de datos en Vue: el padre pasa información hacia abajo mediante :prop y el hijo solo la recibe. Una vez interiorizado ese patrón, el resto fue natural.</w:t>
       </w:r>
     </w:p>
     <w:p>
@@ -756,7 +833,7 @@
           <w:color w:val="424242"/>
           <w:sz w:val="21"/>
         </w:rPr>
-        <w:t>Lo más valioso que me llevo es el patrón de componentización: cada tarjeta es independiente y reutilizable. Si mañana necesito mostrar estos chistes en otra parte de la aplicación, simplemente uso &lt;chuck-card&gt; con diferentes props y listo, sin duplicar código.</w:t>
+        <w:t>Lo más valioso que me llevo es el patrón de componentización: cada tarjeta es independiente y reutilizable. Si necesito mostrar estos chistes en otra parte de la aplicación, simplemente uso &lt;chuck-card&gt; con diferentes props.</w:t>
       </w:r>
     </w:p>
     <w:p>
@@ -816,7 +893,7 @@
         </w:rPr>
         <w:t xml:space="preserve">Repositorio: </w:t>
       </w:r>
-      <w:hyperlink r:id="rId9">
+      <w:hyperlink r:id="rId11">
         <w:r>
           <w:rPr>
             <w:rStyle w:val="Hyperlink"/>

--- a/Reporte_Homework10.docx
+++ b/Reporte_Homework10.docx
@@ -194,7 +194,7 @@
           <w:color w:val="424242"/>
           <w:sz w:val="21"/>
         </w:rPr>
-        <w:t>Después de completar la Activity 12, el siguiente paso era llevar la aplicación a un nivel de componentización real. En lugar de mostrar los chistes como lista simple, cada chiste se encapsula en un componente reutilizable llamado chuck-card que recibe su información mediante props y se renderiza como tarjeta Bootstrap.</w:t>
+        <w:t>Después de completar la Activity 12, el siguiente paso era llevar la aplicación a un nivel de componentización real. Cada chiste se encapsula en un componente reutilizable llamado chuck-card que recibe su información mediante props y se renderiza como tarjeta Bootstrap con imagen.</w:t>
       </w:r>
     </w:p>
     <w:p>
@@ -210,7 +210,7 @@
           <w:color w:val="424242"/>
           <w:sz w:val="21"/>
         </w:rPr>
-        <w:t>La diferencia clave con la actividad anterior es el uso de componentes: en Vue un componente es una pieza de UI autónoma con su propia lógica, template y props.</w:t>
+        <w:t>La diferencia clave con la actividad anterior es el uso de componentes con props: en Vue un componente es una pieza de UI autónoma que tiene su propia lógica, template y props, permitiendo reutilizarla sin repetir código.</w:t>
       </w:r>
     </w:p>
     <w:p>
@@ -261,7 +261,7 @@
           <w:color w:val="424242"/>
           <w:sz w:val="21"/>
         </w:rPr>
-        <w:t>Se agregó el campo icon_url a cada objeto del arreglo chuck, apuntando al avatar oficial de Chuck Norris en chucknorris.host.</w:t>
+        <w:t>Se agregó el campo icon_url a cada objeto del arreglo chuck, apuntando al avatar oficial de Chuck Norris. Este campo se pasa como prop al componente para mostrar la imagen en la parte superior de cada tarjeta.</w:t>
       </w:r>
     </w:p>
     <w:p>
@@ -320,7 +320,7 @@
           <w:color w:val="424242"/>
           <w:sz w:val="21"/>
         </w:rPr>
-        <w:t>Se definió el componente ChuckCard con dos props requeridas: icon_url (String) y value (String). El template usa la estructura Bootstrap con image cap.</w:t>
+        <w:t>Se definió ChuckCard con dos props requeridas: icon_url (String) y value (String). El template usa la estructura Bootstrap card con image cap: imagen arriba, texto del chiste en el body.</w:t>
       </w:r>
     </w:p>
     <w:p>
@@ -600,7 +600,7 @@
     </w:p>
     <w:p>
       <w:pPr>
-        <w:spacing w:before="0" w:after="160"/>
+        <w:spacing w:after="200"/>
         <w:jc w:val="center"/>
       </w:pPr>
       <w:r>
@@ -611,7 +611,7 @@
           <w:color w:val="646464"/>
           <w:sz w:val="19"/>
         </w:rPr>
-        <w:t>Fig. 1 — Vista escritorio (1280 px): 3 tarjetas por fila, tema oscuro, header degradado</w:t>
+        <w:t>Fig. 1 — Vista escritorio (1280 px): 3 tarjetas por fila con imagen cap y texto del chiste</w:t>
       </w:r>
     </w:p>
     <w:p>
@@ -656,7 +656,7 @@
     </w:p>
     <w:p>
       <w:pPr>
-        <w:spacing w:before="0" w:after="160"/>
+        <w:spacing w:after="200"/>
         <w:jc w:val="center"/>
       </w:pPr>
       <w:r>
@@ -667,7 +667,7 @@
           <w:color w:val="646464"/>
           <w:sz w:val="19"/>
         </w:rPr>
-        <w:t>Fig. 2 — Vista móvil (375 px): 1 tarjeta por fila, diseño completamente responsive</w:t>
+        <w:t>Fig. 2 — Vista móvil (375 px): 1 tarjeta por fila, layout completamente responsive</w:t>
       </w:r>
     </w:p>
     <w:p>
@@ -750,7 +750,7 @@
           <w:color w:val="424242"/>
           <w:sz w:val="21"/>
         </w:rPr>
-        <w:t>Bootstrap Grid: col-12 col-md-4 — 3 tarjetas por fila en escritorio.</w:t>
+        <w:t>Bootstrap Grid col-12 col-md-4: 3 tarjetas por fila en escritorio.</w:t>
       </w:r>
     </w:p>
     <w:p>
@@ -766,7 +766,7 @@
           <w:color w:val="424242"/>
           <w:sz w:val="21"/>
         </w:rPr>
-        <w:t>Diseño completamente responsive: 1 tarjeta por fila en pantallas pequeñas.</w:t>
+        <w:t>Diseño responsive: 1 tarjeta por fila en pantallas pequeñas.</w:t>
       </w:r>
     </w:p>
     <w:p>
@@ -833,7 +833,7 @@
           <w:color w:val="424242"/>
           <w:sz w:val="21"/>
         </w:rPr>
-        <w:t>Lo más valioso que me llevo es el patrón de componentización: cada tarjeta es independiente y reutilizable. Si necesito mostrar estos chistes en otra parte de la aplicación, simplemente uso &lt;chuck-card&gt; con diferentes props.</w:t>
+        <w:t>Lo más valioso es el patrón de componentización: si necesito mostrar estos chistes en otra parte, simplemente uso &lt;chuck-card&gt; con diferentes props sin duplicar código.</w:t>
       </w:r>
     </w:p>
     <w:p>
@@ -849,7 +849,7 @@
           <w:color w:val="00897B"/>
           <w:sz w:val="21"/>
         </w:rPr>
-        <w:t>💡 Los componentes en Vue son la pieza fundamental para escalar aplicaciones: encapsulan lógica, template y estilo en una unidad reutilizable y mantenible.</w:t>
+        <w:t>💡 Los componentes en Vue encapsulan lógica, template y props en una unidad reutilizable y mantenible.</w:t>
       </w:r>
     </w:p>
     <w:p>
